--- a/Schedulr_Final_Report.docx
+++ b/Schedulr_Final_Report.docx
@@ -43,7 +43,7 @@
           <w:sz w:val="22"/>
           <w:szCs w:val="22"/>
         </w:rPr>
-        <w:t xml:space="preserve">GVSU CIS 658 — Web Application Programming · Winter 2026</w:t>
+        <w:t xml:space="preserve">CIS 658 Web Architectures (W26)</w:t>
       </w:r>
     </w:p>
     <w:p>
@@ -3037,7 +3037,7 @@
         </w:rPr>
         <w:t xml:space="preserve">Public application: </w:t>
       </w:r>
-      <w:hyperlink w:history="1" r:id="rIdk92k5b_4pjuk1uc-5xlku">
+      <w:hyperlink w:history="1" r:id="rId5djlnxgxgh4rx_oanvwja">
         <w:r>
           <w:rPr>
             <w:rStyle w:val="Hyperlink"/>
@@ -3063,7 +3063,7 @@
         </w:rPr>
         <w:t xml:space="preserve">Source repository: </w:t>
       </w:r>
-      <w:hyperlink w:history="1" r:id="rIdzim1tl8pn1svavsw0bekh">
+      <w:hyperlink w:history="1" r:id="rIdzj67p3yftsaqzxiz-gtnk">
         <w:r>
           <w:rPr>
             <w:rStyle w:val="Hyperlink"/>
